--- a/Documents/RAID_Log_ChurnSight_v2_0.docx
+++ b/Documents/RAID_Log_ChurnSight_v2_0.docx
@@ -226,6 +226,29 @@
     </w:p>
     <w:p>
       <w:pPr>
+        <w:spacing w:after="40" w:before="40"/>
+      </w:pPr>
+      <w:r>
+        <w:rPr>
+          <w:b/>
+          <w:bCs/>
+          <w:color w:val="64748B"/>
+          <w:sz w:val="18"/>
+          <w:szCs w:val="18"/>
+        </w:rPr>
+        <w:t xml:space="preserve">Revised:  </w:t>
+      </w:r>
+      <w:r>
+        <w:rPr>
+          <w:color w:val="1E293B"/>
+          <w:sz w:val="18"/>
+          <w:szCs w:val="18"/>
+        </w:rPr>
+        <w:t xml:space="preserve">14 Oct 2026 — checked against the live code; see Change Log</w:t>
+      </w:r>
+    </w:p>
+    <w:p>
+      <w:pPr>
         <w:spacing w:before="80"/>
       </w:pPr>
     </w:p>
@@ -1915,7 +1938,7 @@
                 <w:sz w:val="18"/>
                 <w:szCs w:val="18"/>
               </w:rPr>
-              <w:t xml:space="preserve">Add PII detection on upload; document data handling policy; v2.1 persistent storage must include GDPR controls</w:t>
+              <w:t xml:space="preserve">Personal-data columns are already detected on upload and neither modelled nor stored; IDs can be pseudonymised; erasure and subject-access export exist (/api/privacy/*). Remaining: surface the privacy tools in the admin console (Sprint 7)</w:t>
             </w:r>
           </w:p>
         </w:tc>
@@ -2984,6 +3007,362 @@
                 <w:szCs w:val="18"/>
               </w:rPr>
               <w:t xml:space="preserve">Write audit log synchronously before HTTP 200 response is returned; cover with integration tests</w:t>
+            </w:r>
+          </w:p>
+        </w:tc>
+      </w:tr>
+      <w:tr>
+        <w:tc>
+          <w:tcPr>
+            <w:tcW w:type="dxa" w:w="544"/>
+            <w:shd w:fill="FFFFFF" w:color="auto" w:val="clear"/>
+            <w:tcMar>
+              <w:top w:type="dxa" w:w="80"/>
+              <w:left w:type="dxa" w:w="120"/>
+              <w:bottom w:type="dxa" w:w="80"/>
+              <w:right w:type="dxa" w:w="120"/>
+            </w:tcMar>
+          </w:tcPr>
+          <w:p>
+            <w:r>
+              <w:rPr>
+                <w:color w:val="1E293B"/>
+                <w:sz w:val="18"/>
+                <w:szCs w:val="18"/>
+              </w:rPr>
+              <w:t xml:space="preserve">R-15</w:t>
+            </w:r>
+          </w:p>
+        </w:tc>
+        <w:tc>
+          <w:tcPr>
+            <w:tcW w:type="dxa" w:w="2379"/>
+            <w:shd w:fill="FFFFFF" w:color="auto" w:val="clear"/>
+            <w:tcMar>
+              <w:top w:type="dxa" w:w="80"/>
+              <w:left w:type="dxa" w:w="120"/>
+              <w:bottom w:type="dxa" w:w="80"/>
+              <w:right w:type="dxa" w:w="120"/>
+            </w:tcMar>
+          </w:tcPr>
+          <w:p>
+            <w:r>
+              <w:rPr>
+                <w:color w:val="1E293B"/>
+                <w:sz w:val="18"/>
+                <w:szCs w:val="18"/>
+              </w:rPr>
+              <w:t xml:space="preserve">Health score inputs (logins, tickets, payments, NPS) missing from typical CSV uploads, so the composite score rests on the churn model alone</w:t>
+            </w:r>
+          </w:p>
+        </w:tc>
+        <w:tc>
+          <w:tcPr>
+            <w:tcW w:type="dxa" w:w="612"/>
+            <w:shd w:fill="FFFFFF" w:color="auto" w:val="clear"/>
+            <w:tcMar>
+              <w:top w:type="dxa" w:w="80"/>
+              <w:left w:type="dxa" w:w="120"/>
+              <w:bottom w:type="dxa" w:w="80"/>
+              <w:right w:type="dxa" w:w="120"/>
+            </w:tcMar>
+          </w:tcPr>
+          <w:p>
+            <w:r>
+              <w:rPr>
+                <w:color w:val="1E293B"/>
+                <w:sz w:val="18"/>
+                <w:szCs w:val="18"/>
+              </w:rPr>
+              <w:t xml:space="preserve">4</w:t>
+            </w:r>
+          </w:p>
+        </w:tc>
+        <w:tc>
+          <w:tcPr>
+            <w:tcW w:type="dxa" w:w="816"/>
+            <w:shd w:fill="FFFFFF" w:color="auto" w:val="clear"/>
+            <w:tcMar>
+              <w:top w:type="dxa" w:w="80"/>
+              <w:left w:type="dxa" w:w="120"/>
+              <w:bottom w:type="dxa" w:w="80"/>
+              <w:right w:type="dxa" w:w="120"/>
+            </w:tcMar>
+          </w:tcPr>
+          <w:p>
+            <w:r>
+              <w:rPr>
+                <w:color w:val="1E293B"/>
+                <w:sz w:val="18"/>
+                <w:szCs w:val="18"/>
+              </w:rPr>
+              <w:t xml:space="preserve">3</w:t>
+            </w:r>
+          </w:p>
+        </w:tc>
+        <w:tc>
+          <w:tcPr>
+            <w:tcW w:type="dxa" w:w="680"/>
+            <w:shd w:fill="FFFFFF" w:color="auto" w:val="clear"/>
+            <w:tcMar>
+              <w:top w:type="dxa" w:w="80"/>
+              <w:left w:type="dxa" w:w="120"/>
+              <w:bottom w:type="dxa" w:w="80"/>
+              <w:right w:type="dxa" w:w="120"/>
+            </w:tcMar>
+          </w:tcPr>
+          <w:p>
+            <w:r>
+              <w:rPr>
+                <w:color w:val="1E293B"/>
+                <w:sz w:val="18"/>
+                <w:szCs w:val="18"/>
+              </w:rPr>
+              <w:t xml:space="preserve">12</w:t>
+            </w:r>
+          </w:p>
+        </w:tc>
+        <w:tc>
+          <w:tcPr>
+            <w:tcW w:type="dxa" w:w="612"/>
+            <w:shd w:fill="FFFFFF" w:color="auto" w:val="clear"/>
+            <w:tcMar>
+              <w:top w:type="dxa" w:w="80"/>
+              <w:left w:type="dxa" w:w="120"/>
+              <w:bottom w:type="dxa" w:w="80"/>
+              <w:right w:type="dxa" w:w="120"/>
+            </w:tcMar>
+          </w:tcPr>
+          <w:p>
+            <w:r>
+              <w:rPr>
+                <w:color w:val="1E293B"/>
+                <w:sz w:val="18"/>
+                <w:szCs w:val="18"/>
+              </w:rPr>
+              <w:t xml:space="preserve">Red</w:t>
+            </w:r>
+          </w:p>
+        </w:tc>
+        <w:tc>
+          <w:tcPr>
+            <w:tcW w:type="dxa" w:w="1223"/>
+            <w:shd w:fill="FFFFFF" w:color="auto" w:val="clear"/>
+            <w:tcMar>
+              <w:top w:type="dxa" w:w="80"/>
+              <w:left w:type="dxa" w:w="120"/>
+              <w:bottom w:type="dxa" w:w="80"/>
+              <w:right w:type="dxa" w:w="120"/>
+            </w:tcMar>
+          </w:tcPr>
+          <w:p>
+            <w:r>
+              <w:rPr>
+                <w:color w:val="1E293B"/>
+                <w:sz w:val="18"/>
+                <w:szCs w:val="18"/>
+              </w:rPr>
+              <w:t xml:space="preserve">Sandeep</w:t>
+            </w:r>
+          </w:p>
+        </w:tc>
+        <w:tc>
+          <w:tcPr>
+            <w:tcW w:type="dxa" w:w="2855"/>
+            <w:shd w:fill="FFFFFF" w:color="auto" w:val="clear"/>
+            <w:tcMar>
+              <w:top w:type="dxa" w:w="80"/>
+              <w:left w:type="dxa" w:w="120"/>
+              <w:bottom w:type="dxa" w:w="80"/>
+              <w:right w:type="dxa" w:w="120"/>
+            </w:tcMar>
+          </w:tcPr>
+          <w:p>
+            <w:r>
+              <w:rPr>
+                <w:color w:val="1E293B"/>
+                <w:sz w:val="18"/>
+                <w:szCs w:val="18"/>
+              </w:rPr>
+              <w:t xml:space="preserve">Leave missing components out and re-normalise weights; show which components were used (CS2-03); B2B pipeline tables supply these signals; decision DEC-03</w:t>
+            </w:r>
+          </w:p>
+        </w:tc>
+      </w:tr>
+      <w:tr>
+        <w:tc>
+          <w:tcPr>
+            <w:tcW w:type="dxa" w:w="544"/>
+            <w:shd w:fill="F2F4F7" w:color="auto" w:val="clear"/>
+            <w:tcMar>
+              <w:top w:type="dxa" w:w="80"/>
+              <w:left w:type="dxa" w:w="120"/>
+              <w:bottom w:type="dxa" w:w="80"/>
+              <w:right w:type="dxa" w:w="120"/>
+            </w:tcMar>
+          </w:tcPr>
+          <w:p>
+            <w:r>
+              <w:rPr>
+                <w:color w:val="1E293B"/>
+                <w:sz w:val="18"/>
+                <w:szCs w:val="18"/>
+              </w:rPr>
+              <w:t xml:space="preserve">R-16</w:t>
+            </w:r>
+          </w:p>
+        </w:tc>
+        <w:tc>
+          <w:tcPr>
+            <w:tcW w:type="dxa" w:w="2379"/>
+            <w:shd w:fill="F2F4F7" w:color="auto" w:val="clear"/>
+            <w:tcMar>
+              <w:top w:type="dxa" w:w="80"/>
+              <w:left w:type="dxa" w:w="120"/>
+              <w:bottom w:type="dxa" w:w="80"/>
+              <w:right w:type="dxa" w:w="120"/>
+            </w:tcMar>
+          </w:tcPr>
+          <w:p>
+            <w:r>
+              <w:rPr>
+                <w:color w:val="1E293B"/>
+                <w:sz w:val="18"/>
+                <w:szCs w:val="18"/>
+              </w:rPr>
+              <w:t xml:space="preserve">Open security bugs reach users before they are fixed (admin via unverified email, script injection through CSV column names)</w:t>
+            </w:r>
+          </w:p>
+        </w:tc>
+        <w:tc>
+          <w:tcPr>
+            <w:tcW w:type="dxa" w:w="612"/>
+            <w:shd w:fill="F2F4F7" w:color="auto" w:val="clear"/>
+            <w:tcMar>
+              <w:top w:type="dxa" w:w="80"/>
+              <w:left w:type="dxa" w:w="120"/>
+              <w:bottom w:type="dxa" w:w="80"/>
+              <w:right w:type="dxa" w:w="120"/>
+            </w:tcMar>
+          </w:tcPr>
+          <w:p>
+            <w:r>
+              <w:rPr>
+                <w:color w:val="1E293B"/>
+                <w:sz w:val="18"/>
+                <w:szCs w:val="18"/>
+              </w:rPr>
+              <w:t xml:space="preserve">2</w:t>
+            </w:r>
+          </w:p>
+        </w:tc>
+        <w:tc>
+          <w:tcPr>
+            <w:tcW w:type="dxa" w:w="816"/>
+            <w:shd w:fill="F2F4F7" w:color="auto" w:val="clear"/>
+            <w:tcMar>
+              <w:top w:type="dxa" w:w="80"/>
+              <w:left w:type="dxa" w:w="120"/>
+              <w:bottom w:type="dxa" w:w="80"/>
+              <w:right w:type="dxa" w:w="120"/>
+            </w:tcMar>
+          </w:tcPr>
+          <w:p>
+            <w:r>
+              <w:rPr>
+                <w:color w:val="1E293B"/>
+                <w:sz w:val="18"/>
+                <w:szCs w:val="18"/>
+              </w:rPr>
+              <w:t xml:space="preserve">5</w:t>
+            </w:r>
+          </w:p>
+        </w:tc>
+        <w:tc>
+          <w:tcPr>
+            <w:tcW w:type="dxa" w:w="680"/>
+            <w:shd w:fill="F2F4F7" w:color="auto" w:val="clear"/>
+            <w:tcMar>
+              <w:top w:type="dxa" w:w="80"/>
+              <w:left w:type="dxa" w:w="120"/>
+              <w:bottom w:type="dxa" w:w="80"/>
+              <w:right w:type="dxa" w:w="120"/>
+            </w:tcMar>
+          </w:tcPr>
+          <w:p>
+            <w:r>
+              <w:rPr>
+                <w:color w:val="1E293B"/>
+                <w:sz w:val="18"/>
+                <w:szCs w:val="18"/>
+              </w:rPr>
+              <w:t xml:space="preserve">10</w:t>
+            </w:r>
+          </w:p>
+        </w:tc>
+        <w:tc>
+          <w:tcPr>
+            <w:tcW w:type="dxa" w:w="612"/>
+            <w:shd w:fill="F2F4F7" w:color="auto" w:val="clear"/>
+            <w:tcMar>
+              <w:top w:type="dxa" w:w="80"/>
+              <w:left w:type="dxa" w:w="120"/>
+              <w:bottom w:type="dxa" w:w="80"/>
+              <w:right w:type="dxa" w:w="120"/>
+            </w:tcMar>
+          </w:tcPr>
+          <w:p>
+            <w:r>
+              <w:rPr>
+                <w:color w:val="1E293B"/>
+                <w:sz w:val="18"/>
+                <w:szCs w:val="18"/>
+              </w:rPr>
+              <w:t xml:space="preserve">Amber</w:t>
+            </w:r>
+          </w:p>
+        </w:tc>
+        <w:tc>
+          <w:tcPr>
+            <w:tcW w:type="dxa" w:w="1223"/>
+            <w:shd w:fill="F2F4F7" w:color="auto" w:val="clear"/>
+            <w:tcMar>
+              <w:top w:type="dxa" w:w="80"/>
+              <w:left w:type="dxa" w:w="120"/>
+              <w:bottom w:type="dxa" w:w="80"/>
+              <w:right w:type="dxa" w:w="120"/>
+            </w:tcMar>
+          </w:tcPr>
+          <w:p>
+            <w:r>
+              <w:rPr>
+                <w:color w:val="1E293B"/>
+                <w:sz w:val="18"/>
+                <w:szCs w:val="18"/>
+              </w:rPr>
+              <w:t xml:space="preserve">Sandeep</w:t>
+            </w:r>
+          </w:p>
+        </w:tc>
+        <w:tc>
+          <w:tcPr>
+            <w:tcW w:type="dxa" w:w="2855"/>
+            <w:shd w:fill="F2F4F7" w:color="auto" w:val="clear"/>
+            <w:tcMar>
+              <w:top w:type="dxa" w:w="80"/>
+              <w:left w:type="dxa" w:w="120"/>
+              <w:bottom w:type="dxa" w:w="80"/>
+              <w:right w:type="dxa" w:w="120"/>
+            </w:tcMar>
+          </w:tcPr>
+          <w:p>
+            <w:r>
+              <w:rPr>
+                <w:color w:val="1E293B"/>
+                <w:sz w:val="18"/>
+                <w:szCs w:val="18"/>
+              </w:rPr>
+              <w:t xml:space="preserve">Scheduled first in Sprint 1 (SEC-01, SEC-02), ahead of feature work</w:t>
             </w:r>
           </w:p>
         </w:tc>
@@ -3526,7 +3905,7 @@
                 <w:sz w:val="18"/>
                 <w:szCs w:val="18"/>
               </w:rPr>
-              <w:t xml:space="preserve">All customers are accessible via the in-memory DataFrame (no persistent DB in v2.0)</w:t>
+              <w:t xml:space="preserve">Scored customers, alerts, audit log, jobs and usage are stored in PostgreSQL on Railway (row-level security per workspace); model artefacts are encrypted on the Railway volume</w:t>
             </w:r>
           </w:p>
         </w:tc>
@@ -3570,7 +3949,7 @@
                 <w:sz w:val="18"/>
                 <w:szCs w:val="18"/>
               </w:rPr>
-              <w:t xml:space="preserve">Confirmed in Architecture decision log</w:t>
+              <w:t xml:space="preserve">Corrected 14 Oct 2026: verified in code (api/churn/db.py) and /api/ready (database ok). The earlier "in-memory, no database" assumption was wrong</w:t>
             </w:r>
           </w:p>
         </w:tc>
@@ -4160,7 +4539,7 @@
                 <w:sz w:val="18"/>
                 <w:szCs w:val="18"/>
               </w:rPr>
-              <w:t xml:space="preserve">Firebase branch-protection required admin bypass to merge PR #3</w:t>
+              <w:t xml:space="preserve">GitHub branch protection on main required an admin bypass to merge PR #3</w:t>
             </w:r>
           </w:p>
         </w:tc>
@@ -4787,6 +5166,566 @@
                 <w:szCs w:val="18"/>
               </w:rPr>
               <w:t xml:space="preserve">FR-AC-25: admin email list management in UI. Targeted for Category 4 (Invitations &amp; Access).</w:t>
+            </w:r>
+          </w:p>
+        </w:tc>
+      </w:tr>
+      <w:tr>
+        <w:tc>
+          <w:tcPr>
+            <w:tcW w:type="dxa" w:w="637"/>
+            <w:shd w:fill="F2F4F7" w:color="auto" w:val="clear"/>
+            <w:tcMar>
+              <w:top w:type="dxa" w:w="80"/>
+              <w:left w:type="dxa" w:w="120"/>
+              <w:bottom w:type="dxa" w:w="80"/>
+              <w:right w:type="dxa" w:w="120"/>
+            </w:tcMar>
+          </w:tcPr>
+          <w:p>
+            <w:r>
+              <w:rPr>
+                <w:color w:val="1E293B"/>
+                <w:sz w:val="18"/>
+                <w:szCs w:val="18"/>
+              </w:rPr>
+              <w:t xml:space="preserve">I-08</w:t>
+            </w:r>
+          </w:p>
+        </w:tc>
+        <w:tc>
+          <w:tcPr>
+            <w:tcW w:type="dxa" w:w="3346"/>
+            <w:shd w:fill="F2F4F7" w:color="auto" w:val="clear"/>
+            <w:tcMar>
+              <w:top w:type="dxa" w:w="80"/>
+              <w:left w:type="dxa" w:w="120"/>
+              <w:bottom w:type="dxa" w:w="80"/>
+              <w:right w:type="dxa" w:w="120"/>
+            </w:tcMar>
+          </w:tcPr>
+          <w:p>
+            <w:r>
+              <w:rPr>
+                <w:color w:val="1E293B"/>
+                <w:sz w:val="18"/>
+                <w:szCs w:val="18"/>
+              </w:rPr>
+              <w:t xml:space="preserve">Open security bugs: admin rights for unverified ADMIN_EMAILS sign-ups; script injection through CSV column names on Predict; unbounded sample-data cache; WORKSPACE_MODE not implemented</w:t>
+            </w:r>
+          </w:p>
+        </w:tc>
+        <w:tc>
+          <w:tcPr>
+            <w:tcW w:type="dxa" w:w="1275"/>
+            <w:shd w:fill="F2F4F7" w:color="auto" w:val="clear"/>
+            <w:tcMar>
+              <w:top w:type="dxa" w:w="80"/>
+              <w:left w:type="dxa" w:w="120"/>
+              <w:bottom w:type="dxa" w:w="80"/>
+              <w:right w:type="dxa" w:w="120"/>
+            </w:tcMar>
+          </w:tcPr>
+          <w:p>
+            <w:r>
+              <w:rPr>
+                <w:color w:val="1E293B"/>
+                <w:sz w:val="18"/>
+                <w:szCs w:val="18"/>
+              </w:rPr>
+              <w:t xml:space="preserve">High</w:t>
+            </w:r>
+          </w:p>
+        </w:tc>
+        <w:tc>
+          <w:tcPr>
+            <w:tcW w:type="dxa" w:w="1275"/>
+            <w:shd w:fill="F2F4F7" w:color="auto" w:val="clear"/>
+            <w:tcMar>
+              <w:top w:type="dxa" w:w="80"/>
+              <w:left w:type="dxa" w:w="120"/>
+              <w:bottom w:type="dxa" w:w="80"/>
+              <w:right w:type="dxa" w:w="120"/>
+            </w:tcMar>
+          </w:tcPr>
+          <w:p>
+            <w:r>
+              <w:rPr>
+                <w:color w:val="1E293B"/>
+                <w:sz w:val="18"/>
+                <w:szCs w:val="18"/>
+              </w:rPr>
+              <w:t xml:space="preserve">Open</w:t>
+            </w:r>
+          </w:p>
+        </w:tc>
+        <w:tc>
+          <w:tcPr>
+            <w:tcW w:type="dxa" w:w="3187"/>
+            <w:shd w:fill="F2F4F7" w:color="auto" w:val="clear"/>
+            <w:tcMar>
+              <w:top w:type="dxa" w:w="80"/>
+              <w:left w:type="dxa" w:w="120"/>
+              <w:bottom w:type="dxa" w:w="80"/>
+              <w:right w:type="dxa" w:w="120"/>
+            </w:tcMar>
+          </w:tcPr>
+          <w:p>
+            <w:r>
+              <w:rPr>
+                <w:color w:val="1E293B"/>
+                <w:sz w:val="18"/>
+                <w:szCs w:val="18"/>
+              </w:rPr>
+              <w:t xml:space="preserve">Scheduled: SEC-01 and SEC-02 in Sprint 1, SEC-03 and SEC-04 in Sprint 2</w:t>
+            </w:r>
+          </w:p>
+        </w:tc>
+      </w:tr>
+      <w:tr>
+        <w:tc>
+          <w:tcPr>
+            <w:tcW w:type="dxa" w:w="637"/>
+            <w:shd w:fill="FFFFFF" w:color="auto" w:val="clear"/>
+            <w:tcMar>
+              <w:top w:type="dxa" w:w="80"/>
+              <w:left w:type="dxa" w:w="120"/>
+              <w:bottom w:type="dxa" w:w="80"/>
+              <w:right w:type="dxa" w:w="120"/>
+            </w:tcMar>
+          </w:tcPr>
+          <w:p>
+            <w:r>
+              <w:rPr>
+                <w:color w:val="1E293B"/>
+                <w:sz w:val="18"/>
+                <w:szCs w:val="18"/>
+              </w:rPr>
+              <w:t xml:space="preserve">I-09</w:t>
+            </w:r>
+          </w:p>
+        </w:tc>
+        <w:tc>
+          <w:tcPr>
+            <w:tcW w:type="dxa" w:w="3346"/>
+            <w:shd w:fill="FFFFFF" w:color="auto" w:val="clear"/>
+            <w:tcMar>
+              <w:top w:type="dxa" w:w="80"/>
+              <w:left w:type="dxa" w:w="120"/>
+              <w:bottom w:type="dxa" w:w="80"/>
+              <w:right w:type="dxa" w:w="120"/>
+            </w:tcMar>
+          </w:tcPr>
+          <w:p>
+            <w:r>
+              <w:rPr>
+                <w:color w:val="1E293B"/>
+                <w:sz w:val="18"/>
+                <w:szCs w:val="18"/>
+              </w:rPr>
+              <w:t xml:space="preserve">MFA screens not built; REQUIRE_MFA_ROLES set to none so nobody is locked out</w:t>
+            </w:r>
+          </w:p>
+        </w:tc>
+        <w:tc>
+          <w:tcPr>
+            <w:tcW w:type="dxa" w:w="1275"/>
+            <w:shd w:fill="FFFFFF" w:color="auto" w:val="clear"/>
+            <w:tcMar>
+              <w:top w:type="dxa" w:w="80"/>
+              <w:left w:type="dxa" w:w="120"/>
+              <w:bottom w:type="dxa" w:w="80"/>
+              <w:right w:type="dxa" w:w="120"/>
+            </w:tcMar>
+          </w:tcPr>
+          <w:p>
+            <w:r>
+              <w:rPr>
+                <w:color w:val="1E293B"/>
+                <w:sz w:val="18"/>
+                <w:szCs w:val="18"/>
+              </w:rPr>
+              <w:t xml:space="preserve">Medium</w:t>
+            </w:r>
+          </w:p>
+        </w:tc>
+        <w:tc>
+          <w:tcPr>
+            <w:tcW w:type="dxa" w:w="1275"/>
+            <w:shd w:fill="FFFFFF" w:color="auto" w:val="clear"/>
+            <w:tcMar>
+              <w:top w:type="dxa" w:w="80"/>
+              <w:left w:type="dxa" w:w="120"/>
+              <w:bottom w:type="dxa" w:w="80"/>
+              <w:right w:type="dxa" w:w="120"/>
+            </w:tcMar>
+          </w:tcPr>
+          <w:p>
+            <w:r>
+              <w:rPr>
+                <w:color w:val="1E293B"/>
+                <w:sz w:val="18"/>
+                <w:szCs w:val="18"/>
+              </w:rPr>
+              <w:t xml:space="preserve">Open</w:t>
+            </w:r>
+          </w:p>
+        </w:tc>
+        <w:tc>
+          <w:tcPr>
+            <w:tcW w:type="dxa" w:w="3187"/>
+            <w:shd w:fill="FFFFFF" w:color="auto" w:val="clear"/>
+            <w:tcMar>
+              <w:top w:type="dxa" w:w="80"/>
+              <w:left w:type="dxa" w:w="120"/>
+              <w:bottom w:type="dxa" w:w="80"/>
+              <w:right w:type="dxa" w:w="120"/>
+            </w:tcMar>
+          </w:tcPr>
+          <w:p>
+            <w:r>
+              <w:rPr>
+                <w:color w:val="1E293B"/>
+                <w:sz w:val="18"/>
+                <w:szCs w:val="18"/>
+              </w:rPr>
+              <w:t xml:space="preserve">SEC-05 in Sprint 7; then require MFA for admin and owner</w:t>
+            </w:r>
+          </w:p>
+        </w:tc>
+      </w:tr>
+      <w:tr>
+        <w:tc>
+          <w:tcPr>
+            <w:tcW w:type="dxa" w:w="637"/>
+            <w:shd w:fill="F2F4F7" w:color="auto" w:val="clear"/>
+            <w:tcMar>
+              <w:top w:type="dxa" w:w="80"/>
+              <w:left w:type="dxa" w:w="120"/>
+              <w:bottom w:type="dxa" w:w="80"/>
+              <w:right w:type="dxa" w:w="120"/>
+            </w:tcMar>
+          </w:tcPr>
+          <w:p>
+            <w:r>
+              <w:rPr>
+                <w:color w:val="1E293B"/>
+                <w:sz w:val="18"/>
+                <w:szCs w:val="18"/>
+              </w:rPr>
+              <w:t xml:space="preserve">I-10</w:t>
+            </w:r>
+          </w:p>
+        </w:tc>
+        <w:tc>
+          <w:tcPr>
+            <w:tcW w:type="dxa" w:w="3346"/>
+            <w:shd w:fill="F2F4F7" w:color="auto" w:val="clear"/>
+            <w:tcMar>
+              <w:top w:type="dxa" w:w="80"/>
+              <w:left w:type="dxa" w:w="120"/>
+              <w:bottom w:type="dxa" w:w="80"/>
+              <w:right w:type="dxa" w:w="120"/>
+            </w:tcMar>
+          </w:tcPr>
+          <w:p>
+            <w:r>
+              <w:rPr>
+                <w:color w:val="1E293B"/>
+                <w:sz w:val="18"/>
+                <w:szCs w:val="18"/>
+              </w:rPr>
+              <w:t xml:space="preserve">Local project folder is on the old branch feature/admin-login with uncommitted edits; Firebase service-account key file sits in the folder and is not git-ignored</w:t>
+            </w:r>
+          </w:p>
+        </w:tc>
+        <w:tc>
+          <w:tcPr>
+            <w:tcW w:type="dxa" w:w="1275"/>
+            <w:shd w:fill="F2F4F7" w:color="auto" w:val="clear"/>
+            <w:tcMar>
+              <w:top w:type="dxa" w:w="80"/>
+              <w:left w:type="dxa" w:w="120"/>
+              <w:bottom w:type="dxa" w:w="80"/>
+              <w:right w:type="dxa" w:w="120"/>
+            </w:tcMar>
+          </w:tcPr>
+          <w:p>
+            <w:r>
+              <w:rPr>
+                <w:color w:val="1E293B"/>
+                <w:sz w:val="18"/>
+                <w:szCs w:val="18"/>
+              </w:rPr>
+              <w:t xml:space="preserve">Medium</w:t>
+            </w:r>
+          </w:p>
+        </w:tc>
+        <w:tc>
+          <w:tcPr>
+            <w:tcW w:type="dxa" w:w="1275"/>
+            <w:shd w:fill="F2F4F7" w:color="auto" w:val="clear"/>
+            <w:tcMar>
+              <w:top w:type="dxa" w:w="80"/>
+              <w:left w:type="dxa" w:w="120"/>
+              <w:bottom w:type="dxa" w:w="80"/>
+              <w:right w:type="dxa" w:w="120"/>
+            </w:tcMar>
+          </w:tcPr>
+          <w:p>
+            <w:r>
+              <w:rPr>
+                <w:color w:val="1E293B"/>
+                <w:sz w:val="18"/>
+                <w:szCs w:val="18"/>
+              </w:rPr>
+              <w:t xml:space="preserve">In progress</w:t>
+            </w:r>
+          </w:p>
+        </w:tc>
+        <w:tc>
+          <w:tcPr>
+            <w:tcW w:type="dxa" w:w="3187"/>
+            <w:shd w:fill="F2F4F7" w:color="auto" w:val="clear"/>
+            <w:tcMar>
+              <w:top w:type="dxa" w:w="80"/>
+              <w:left w:type="dxa" w:w="120"/>
+              <w:bottom w:type="dxa" w:w="80"/>
+              <w:right w:type="dxa" w:w="120"/>
+            </w:tcMar>
+          </w:tcPr>
+          <w:p>
+            <w:r>
+              <w:rPr>
+                <w:color w:val="1E293B"/>
+                <w:sz w:val="18"/>
+                <w:szCs w:val="18"/>
+              </w:rPr>
+              <w:t xml:space="preserve">Key file pattern added to .gitignore; stale copies removed; switch the folder to main (commands supplied 14 Oct 2026)</w:t>
+            </w:r>
+          </w:p>
+        </w:tc>
+      </w:tr>
+      <w:tr>
+        <w:tc>
+          <w:tcPr>
+            <w:tcW w:type="dxa" w:w="637"/>
+            <w:shd w:fill="FFFFFF" w:color="auto" w:val="clear"/>
+            <w:tcMar>
+              <w:top w:type="dxa" w:w="80"/>
+              <w:left w:type="dxa" w:w="120"/>
+              <w:bottom w:type="dxa" w:w="80"/>
+              <w:right w:type="dxa" w:w="120"/>
+            </w:tcMar>
+          </w:tcPr>
+          <w:p>
+            <w:r>
+              <w:rPr>
+                <w:color w:val="1E293B"/>
+                <w:sz w:val="18"/>
+                <w:szCs w:val="18"/>
+              </w:rPr>
+              <w:t xml:space="preserve">I-11</w:t>
+            </w:r>
+          </w:p>
+        </w:tc>
+        <w:tc>
+          <w:tcPr>
+            <w:tcW w:type="dxa" w:w="3346"/>
+            <w:shd w:fill="FFFFFF" w:color="auto" w:val="clear"/>
+            <w:tcMar>
+              <w:top w:type="dxa" w:w="80"/>
+              <w:left w:type="dxa" w:w="120"/>
+              <w:bottom w:type="dxa" w:w="80"/>
+              <w:right w:type="dxa" w:w="120"/>
+            </w:tcMar>
+          </w:tcPr>
+          <w:p>
+            <w:r>
+              <w:rPr>
+                <w:color w:val="1E293B"/>
+                <w:sz w:val="18"/>
+                <w:szCs w:val="18"/>
+              </w:rPr>
+              <w:t xml:space="preserve">v2.0 documents described React/Next.js, Recharts, Vitest and in-memory data; the app is Vite + plain JavaScript with Chart.js, pytest and PostgreSQL</w:t>
+            </w:r>
+          </w:p>
+        </w:tc>
+        <w:tc>
+          <w:tcPr>
+            <w:tcW w:type="dxa" w:w="1275"/>
+            <w:shd w:fill="FFFFFF" w:color="auto" w:val="clear"/>
+            <w:tcMar>
+              <w:top w:type="dxa" w:w="80"/>
+              <w:left w:type="dxa" w:w="120"/>
+              <w:bottom w:type="dxa" w:w="80"/>
+              <w:right w:type="dxa" w:w="120"/>
+            </w:tcMar>
+          </w:tcPr>
+          <w:p>
+            <w:r>
+              <w:rPr>
+                <w:color w:val="1E293B"/>
+                <w:sz w:val="18"/>
+                <w:szCs w:val="18"/>
+              </w:rPr>
+              <w:t xml:space="preserve">Medium</w:t>
+            </w:r>
+          </w:p>
+        </w:tc>
+        <w:tc>
+          <w:tcPr>
+            <w:tcW w:type="dxa" w:w="1275"/>
+            <w:shd w:fill="FFFFFF" w:color="auto" w:val="clear"/>
+            <w:tcMar>
+              <w:top w:type="dxa" w:w="80"/>
+              <w:left w:type="dxa" w:w="120"/>
+              <w:bottom w:type="dxa" w:w="80"/>
+              <w:right w:type="dxa" w:w="120"/>
+            </w:tcMar>
+          </w:tcPr>
+          <w:p>
+            <w:r>
+              <w:rPr>
+                <w:color w:val="1E293B"/>
+                <w:sz w:val="18"/>
+                <w:szCs w:val="18"/>
+              </w:rPr>
+              <w:t xml:space="preserve">Resolved</w:t>
+            </w:r>
+          </w:p>
+        </w:tc>
+        <w:tc>
+          <w:tcPr>
+            <w:tcW w:type="dxa" w:w="3187"/>
+            <w:shd w:fill="FFFFFF" w:color="auto" w:val="clear"/>
+            <w:tcMar>
+              <w:top w:type="dxa" w:w="80"/>
+              <w:left w:type="dxa" w:w="120"/>
+              <w:bottom w:type="dxa" w:w="80"/>
+              <w:right w:type="dxa" w:w="120"/>
+            </w:tcMar>
+          </w:tcPr>
+          <w:p>
+            <w:r>
+              <w:rPr>
+                <w:color w:val="1E293B"/>
+                <w:sz w:val="18"/>
+                <w:szCs w:val="18"/>
+              </w:rPr>
+              <w:t xml:space="preserve">Documents corrected 14 Oct 2026</w:t>
+            </w:r>
+          </w:p>
+        </w:tc>
+      </w:tr>
+      <w:tr>
+        <w:tc>
+          <w:tcPr>
+            <w:tcW w:type="dxa" w:w="637"/>
+            <w:shd w:fill="F2F4F7" w:color="auto" w:val="clear"/>
+            <w:tcMar>
+              <w:top w:type="dxa" w:w="80"/>
+              <w:left w:type="dxa" w:w="120"/>
+              <w:bottom w:type="dxa" w:w="80"/>
+              <w:right w:type="dxa" w:w="120"/>
+            </w:tcMar>
+          </w:tcPr>
+          <w:p>
+            <w:r>
+              <w:rPr>
+                <w:color w:val="1E293B"/>
+                <w:sz w:val="18"/>
+                <w:szCs w:val="18"/>
+              </w:rPr>
+              <w:t xml:space="preserve">I-12</w:t>
+            </w:r>
+          </w:p>
+        </w:tc>
+        <w:tc>
+          <w:tcPr>
+            <w:tcW w:type="dxa" w:w="3346"/>
+            <w:shd w:fill="F2F4F7" w:color="auto" w:val="clear"/>
+            <w:tcMar>
+              <w:top w:type="dxa" w:w="80"/>
+              <w:left w:type="dxa" w:w="120"/>
+              <w:bottom w:type="dxa" w:w="80"/>
+              <w:right w:type="dxa" w:w="120"/>
+            </w:tcMar>
+          </w:tcPr>
+          <w:p>
+            <w:r>
+              <w:rPr>
+                <w:color w:val="1E293B"/>
+                <w:sz w:val="18"/>
+                <w:szCs w:val="18"/>
+              </w:rPr>
+              <w:t xml:space="preserve">Tier names differ: app shows High / Medium / Low risk, BRD specifies Critical / At Risk / Healthy</w:t>
+            </w:r>
+          </w:p>
+        </w:tc>
+        <w:tc>
+          <w:tcPr>
+            <w:tcW w:type="dxa" w:w="1275"/>
+            <w:shd w:fill="F2F4F7" w:color="auto" w:val="clear"/>
+            <w:tcMar>
+              <w:top w:type="dxa" w:w="80"/>
+              <w:left w:type="dxa" w:w="120"/>
+              <w:bottom w:type="dxa" w:w="80"/>
+              <w:right w:type="dxa" w:w="120"/>
+            </w:tcMar>
+          </w:tcPr>
+          <w:p>
+            <w:r>
+              <w:rPr>
+                <w:color w:val="1E293B"/>
+                <w:sz w:val="18"/>
+                <w:szCs w:val="18"/>
+              </w:rPr>
+              <w:t xml:space="preserve">Low</w:t>
+            </w:r>
+          </w:p>
+        </w:tc>
+        <w:tc>
+          <w:tcPr>
+            <w:tcW w:type="dxa" w:w="1275"/>
+            <w:shd w:fill="F2F4F7" w:color="auto" w:val="clear"/>
+            <w:tcMar>
+              <w:top w:type="dxa" w:w="80"/>
+              <w:left w:type="dxa" w:w="120"/>
+              <w:bottom w:type="dxa" w:w="80"/>
+              <w:right w:type="dxa" w:w="120"/>
+            </w:tcMar>
+          </w:tcPr>
+          <w:p>
+            <w:r>
+              <w:rPr>
+                <w:color w:val="1E293B"/>
+                <w:sz w:val="18"/>
+                <w:szCs w:val="18"/>
+              </w:rPr>
+              <w:t xml:space="preserve">Open</w:t>
+            </w:r>
+          </w:p>
+        </w:tc>
+        <w:tc>
+          <w:tcPr>
+            <w:tcW w:type="dxa" w:w="3187"/>
+            <w:shd w:fill="F2F4F7" w:color="auto" w:val="clear"/>
+            <w:tcMar>
+              <w:top w:type="dxa" w:w="80"/>
+              <w:left w:type="dxa" w:w="120"/>
+              <w:bottom w:type="dxa" w:w="80"/>
+              <w:right w:type="dxa" w:w="120"/>
+            </w:tcMar>
+          </w:tcPr>
+          <w:p>
+            <w:r>
+              <w:rPr>
+                <w:color w:val="1E293B"/>
+                <w:sz w:val="18"/>
+                <w:szCs w:val="18"/>
+              </w:rPr>
+              <w:t xml:space="preserve">Decision DEC-01 needed before Sprint 1</w:t>
             </w:r>
           </w:p>
         </w:tc>
@@ -5421,7 +6360,7 @@
                 <w:sz w:val="18"/>
                 <w:szCs w:val="18"/>
               </w:rPr>
-              <w:t xml:space="preserve">churn_model.pkl trained on representative data</w:t>
+              <w:t xml:space="preserve">Representative customer dataset to train and evaluate the model (models are trained per workspace inside the app)</w:t>
             </w:r>
           </w:p>
         </w:tc>
@@ -5555,7 +6494,7 @@
                 <w:sz w:val="18"/>
                 <w:szCs w:val="18"/>
               </w:rPr>
-              <w:t xml:space="preserve">React/Next.js migration complete before Phase 6 admin console frontend rebuild</w:t>
+              <w:t xml:space="preserve">React migration (Phase 6) — not a prerequisite: admin console Categories 9, 1, 3, 5 are built on the current Vite + plain JavaScript stack</w:t>
             </w:r>
           </w:p>
         </w:tc>
@@ -5643,7 +6582,7 @@
                 <w:sz w:val="18"/>
                 <w:szCs w:val="18"/>
               </w:rPr>
-              <w:t xml:space="preserve">Planned</w:t>
+              <w:t xml:space="preserve">Planned (DEC-04)</w:t>
             </w:r>
           </w:p>
         </w:tc>
@@ -5689,7 +6628,7 @@
                 <w:sz w:val="18"/>
                 <w:szCs w:val="18"/>
               </w:rPr>
-              <w:t xml:space="preserve">Brevo API key available for admin console email log (separate from SMTP key)</w:t>
+              <w:t xml:space="preserve">Brevo API key available for sending and the admin console email log</w:t>
             </w:r>
           </w:p>
         </w:tc>
@@ -5755,7 +6694,7 @@
                 <w:sz w:val="18"/>
                 <w:szCs w:val="18"/>
               </w:rPr>
-              <w:t xml:space="preserve">Phase 5</w:t>
+              <w:t xml:space="preserve">Complete</w:t>
             </w:r>
           </w:p>
         </w:tc>
@@ -5777,7 +6716,7 @@
                 <w:sz w:val="18"/>
                 <w:szCs w:val="18"/>
               </w:rPr>
-              <w:t xml:space="preserve">Planned</w:t>
+              <w:t xml:space="preserve">Done (set in Railway Oct 2026)</w:t>
             </w:r>
           </w:p>
         </w:tc>
@@ -5823,7 +6762,7 @@
                 <w:sz w:val="18"/>
                 <w:szCs w:val="18"/>
               </w:rPr>
-              <w:t xml:space="preserve">Recharts installed in frontend bundle for admin console charts</w:t>
+              <w:t xml:space="preserve">Chart.js (already in the frontend bundle) for admin console charts; Recharts only after the React migration</w:t>
             </w:r>
           </w:p>
         </w:tc>
@@ -5889,7 +6828,7 @@
                 <w:sz w:val="18"/>
                 <w:szCs w:val="18"/>
               </w:rPr>
-              <w:t xml:space="preserve">Phase 4</w:t>
+              <w:t xml:space="preserve">Complete</w:t>
             </w:r>
           </w:p>
         </w:tc>
@@ -5911,7 +6850,7 @@
                 <w:sz w:val="18"/>
                 <w:szCs w:val="18"/>
               </w:rPr>
-              <w:t xml:space="preserve">Planned</w:t>
+              <w:t xml:space="preserve">Done</w:t>
             </w:r>
           </w:p>
         </w:tc>
@@ -5957,7 +6896,7 @@
                 <w:sz w:val="18"/>
                 <w:szCs w:val="18"/>
               </w:rPr>
-              <w:t xml:space="preserve">React Table installed for admin console data grids</w:t>
+              <w:t xml:space="preserve">React Table for data grids — only after the React migration; admin tables use server-side paging until then</w:t>
             </w:r>
           </w:p>
         </w:tc>
@@ -6023,7 +6962,7 @@
                 <w:sz w:val="18"/>
                 <w:szCs w:val="18"/>
               </w:rPr>
-              <w:t xml:space="preserve">Phase 4</w:t>
+              <w:t xml:space="preserve">Phase 6</w:t>
             </w:r>
           </w:p>
         </w:tc>
@@ -6045,7 +6984,7 @@
                 <w:sz w:val="18"/>
                 <w:szCs w:val="18"/>
               </w:rPr>
-              <w:t xml:space="preserve">Planned</w:t>
+              <w:t xml:space="preserve">Deferred</w:t>
             </w:r>
           </w:p>
         </w:tc>
@@ -6091,7 +7030,7 @@
                 <w:sz w:val="18"/>
                 <w:szCs w:val="18"/>
               </w:rPr>
-              <w:t xml:space="preserve">ADMIN_TOKEN_SECRET set in Railway for admin console JWT</w:t>
+              <w:t xml:space="preserve">ADMIN_TOKEN_SECRET (and ADMIN_USERNAME / ADMIN_PASSWORD) set in Railway for the admin console token</w:t>
             </w:r>
           </w:p>
         </w:tc>
@@ -6157,7 +7096,7 @@
                 <w:sz w:val="18"/>
                 <w:szCs w:val="18"/>
               </w:rPr>
-              <w:t xml:space="preserve">Phase 4</w:t>
+              <w:t xml:space="preserve">Complete</w:t>
             </w:r>
           </w:p>
         </w:tc>
@@ -6179,7 +7118,7 @@
                 <w:sz w:val="18"/>
                 <w:szCs w:val="18"/>
               </w:rPr>
-              <w:t xml:space="preserve">Planned</w:t>
+              <w:t xml:space="preserve">Done (Oct 2026)</w:t>
             </w:r>
           </w:p>
         </w:tc>
@@ -6225,7 +7164,7 @@
                 <w:sz w:val="18"/>
                 <w:szCs w:val="18"/>
               </w:rPr>
-              <w:t xml:space="preserve">PostgreSQL service added to Railway (for v2.1 persistent data)</w:t>
+              <w:t xml:space="preserve">PostgreSQL service on Railway</w:t>
             </w:r>
           </w:p>
         </w:tc>
@@ -6291,7 +7230,7 @@
                 <w:sz w:val="18"/>
                 <w:szCs w:val="18"/>
               </w:rPr>
-              <w:t xml:space="preserve">v2.1</w:t>
+              <w:t xml:space="preserve">Complete</w:t>
             </w:r>
           </w:p>
         </w:tc>
@@ -6313,12 +7252,64 @@
                 <w:sz w:val="18"/>
                 <w:szCs w:val="18"/>
               </w:rPr>
-              <w:t xml:space="preserve">Deferred</w:t>
+              <w:t xml:space="preserve">Done (live Oct 2026)</w:t>
             </w:r>
           </w:p>
         </w:tc>
       </w:tr>
     </w:tbl>
+    <w:p>
+      <w:pPr>
+        <w:pStyle w:val="Heading2"/>
+        <w:spacing w:after="120" w:before="280"/>
+      </w:pPr>
+      <w:r>
+        <w:rPr>
+          <w:b/>
+          <w:bCs/>
+          <w:color w:val="176BFA"/>
+          <w:sz w:val="24"/>
+          <w:szCs w:val="24"/>
+        </w:rPr>
+        <w:t xml:space="preserve">SECTION 5 — CHANGE LOG</w:t>
+      </w:r>
+    </w:p>
+    <w:p>
+      <w:pPr>
+        <w:spacing w:after="80" w:before="60"/>
+        <w:jc w:val="left"/>
+      </w:pPr>
+      <w:r>
+        <w:rPr>
+          <w:b w:val="false"/>
+          <w:bCs w:val="false"/>
+          <w:i w:val="false"/>
+          <w:iCs w:val="false"/>
+          <w:color w:val="1E293B"/>
+          <w:sz w:val="20"/>
+          <w:szCs w:val="20"/>
+        </w:rPr>
+        <w:t xml:space="preserve">14 Oct 2026 — A-05 corrected (PostgreSQL is live; data is not in-memory only). D-06, D-07, D-09, D-10 marked done; D-05 and D-08 re-scoped.</w:t>
+      </w:r>
+    </w:p>
+    <w:p>
+      <w:pPr>
+        <w:spacing w:after="80" w:before="60"/>
+        <w:jc w:val="left"/>
+      </w:pPr>
+      <w:r>
+        <w:rPr>
+          <w:b w:val="false"/>
+          <w:bCs w:val="false"/>
+          <w:i w:val="false"/>
+          <w:iCs w:val="false"/>
+          <w:color w:val="1E293B"/>
+          <w:sz w:val="20"/>
+          <w:szCs w:val="20"/>
+        </w:rPr>
+        <w:t xml:space="preserve">14 Oct 2026 — Added R-15, R-16 and issues I-08 to I-12. R-08 mitigation updated to what already exists. I-02 wording fixed (GitHub, not Firebase).</w:t>
+      </w:r>
+    </w:p>
     <w:sectPr>
       <w:headerReference w:type="default" r:id="rId7"/>
       <w:footerReference w:type="default" r:id="rId8"/>

--- a/Documents/RAID_Log_ChurnSight_v2_0.docx
+++ b/Documents/RAID_Log_ChurnSight_v2_0.docx
@@ -3184,7 +3184,7 @@
                 <w:sz w:val="18"/>
                 <w:szCs w:val="18"/>
               </w:rPr>
-              <w:t xml:space="preserve">Leave missing components out and re-normalise weights; show which components were used (CS2-03); B2B pipeline tables supply these signals; decision DEC-03</w:t>
+              <w:t xml:space="preserve">Decided 15 Oct 2026 (DEC-03): Score from the components the data supports, weights re-normalised; the card shows data coverage (share of BRD weight available) and marks scores under 50% coverage "Limited data"; uploads are never rejected for missing columns; B2B pipeline tables supply the missing signals</w:t>
             </w:r>
           </w:p>
         </w:tc>
@@ -5703,7 +5703,7 @@
                 <w:sz w:val="18"/>
                 <w:szCs w:val="18"/>
               </w:rPr>
-              <w:t xml:space="preserve">Open</w:t>
+              <w:t xml:space="preserve">Resolved</w:t>
             </w:r>
           </w:p>
         </w:tc>
@@ -5725,7 +5725,7 @@
                 <w:sz w:val="18"/>
                 <w:szCs w:val="18"/>
               </w:rPr>
-              <w:t xml:space="preserve">Decision DEC-01 needed before Sprint 1</w:t>
+              <w:t xml:space="preserve">Decided 15 Oct 2026: BRD names Critical (0–39) / At Risk (40–59) / Healthy (60–100); delivered by CS2-04b in Sprint 1</w:t>
             </w:r>
           </w:p>
         </w:tc>
@@ -7308,6 +7308,24 @@
           <w:szCs w:val="20"/>
         </w:rPr>
         <w:t xml:space="preserve">14 Oct 2026 — Added R-15, R-16 and issues I-08 to I-12. R-08 mitigation updated to what already exists. I-02 wording fixed (GitHub, not Firebase).</w:t>
+      </w:r>
+    </w:p>
+    <w:p>
+      <w:pPr>
+        <w:spacing w:after="80" w:before="60"/>
+        <w:jc w:val="left"/>
+      </w:pPr>
+      <w:r>
+        <w:rPr>
+          <w:b w:val="false"/>
+          <w:bCs w:val="false"/>
+          <w:i w:val="false"/>
+          <w:iCs w:val="false"/>
+          <w:color w:val="1E293B"/>
+          <w:sz w:val="20"/>
+          <w:szCs w:val="20"/>
+        </w:rPr>
+        <w:t xml:space="preserve">15 Oct 2026 — I-12 resolved (DEC-01: BRD tier names); R-15 mitigation set by DEC-03.</w:t>
       </w:r>
     </w:p>
     <w:sectPr>
